--- a/Documentacion Panel CS/Documento IEEE.docx
+++ b/Documentacion Panel CS/Documento IEEE.docx
@@ -33,36 +33,1606 @@
         </w:rPr>
       </w:pPr>
     </w:p>
+    <w:sdt>
+      <w:sdtPr>
+        <w:rPr>
+          <w:lang w:val="es-ES"/>
+        </w:rPr>
+        <w:id w:val="-204032404"/>
+        <w:docPartObj>
+          <w:docPartGallery w:val="Table of Contents"/>
+          <w:docPartUnique/>
+        </w:docPartObj>
+      </w:sdtPr>
+      <w:sdtEndPr>
+        <w:rPr>
+          <w:rFonts w:asciiTheme="minorHAnsi" w:eastAsiaTheme="minorHAnsi" w:hAnsiTheme="minorHAnsi" w:cstheme="minorBidi"/>
+          <w:b/>
+          <w:bCs/>
+          <w:color w:val="auto"/>
+          <w:sz w:val="22"/>
+          <w:szCs w:val="22"/>
+          <w:lang w:eastAsia="en-US"/>
+        </w:rPr>
+      </w:sdtEndPr>
+      <w:sdtContent>
+        <w:p>
+          <w:pPr>
+            <w:pStyle w:val="TtuloTDC"/>
+          </w:pPr>
+          <w:r>
+            <w:rPr>
+              <w:lang w:val="es-ES"/>
+            </w:rPr>
+            <w:t>Contenido</w:t>
+          </w:r>
+        </w:p>
+        <w:p>
+          <w:pPr>
+            <w:pStyle w:val="TDC1"/>
+            <w:tabs>
+              <w:tab w:val="right" w:leader="dot" w:pos="8828"/>
+            </w:tabs>
+            <w:rPr>
+              <w:rFonts w:eastAsiaTheme="minorEastAsia"/>
+              <w:noProof/>
+              <w:lang w:eastAsia="es-MX"/>
+            </w:rPr>
+          </w:pPr>
+          <w:r>
+            <w:fldChar w:fldCharType="begin"/>
+          </w:r>
+          <w:r>
+            <w:instrText xml:space="preserve"> TOC \o "1-3" \h \z \u </w:instrText>
+          </w:r>
+          <w:r>
+            <w:fldChar w:fldCharType="separate"/>
+          </w:r>
+          <w:hyperlink w:anchor="_Toc242458853" w:history="1">
+            <w:r>
+              <w:rPr>
+                <w:rStyle w:val="Hipervnculo"/>
+                <w:b/>
+                <w:bCs/>
+                <w:noProof/>
+              </w:rPr>
+              <w:t>Introducción</w:t>
+            </w:r>
+            <w:r>
+              <w:rPr>
+                <w:noProof/>
+                <w:webHidden/>
+              </w:rPr>
+              <w:tab/>
+            </w:r>
+            <w:r>
+              <w:rPr>
+                <w:noProof/>
+                <w:webHidden/>
+              </w:rPr>
+              <w:fldChar w:fldCharType="begin"/>
+            </w:r>
+            <w:r>
+              <w:rPr>
+                <w:noProof/>
+                <w:webHidden/>
+              </w:rPr>
+              <w:instrText xml:space="preserve"> PAGEREF _Toc242458853 \h </w:instrText>
+            </w:r>
+            <w:r>
+              <w:rPr>
+                <w:noProof/>
+                <w:webHidden/>
+              </w:rPr>
+            </w:r>
+            <w:r>
+              <w:rPr>
+                <w:noProof/>
+                <w:webHidden/>
+              </w:rPr>
+              <w:fldChar w:fldCharType="separate"/>
+            </w:r>
+            <w:r>
+              <w:rPr>
+                <w:noProof/>
+                <w:webHidden/>
+              </w:rPr>
+              <w:t>1</w:t>
+            </w:r>
+            <w:r>
+              <w:rPr>
+                <w:noProof/>
+                <w:webHidden/>
+              </w:rPr>
+              <w:fldChar w:fldCharType="end"/>
+            </w:r>
+          </w:hyperlink>
+        </w:p>
+        <w:p>
+          <w:pPr>
+            <w:pStyle w:val="TDC2"/>
+            <w:tabs>
+              <w:tab w:val="right" w:leader="dot" w:pos="8828"/>
+            </w:tabs>
+            <w:rPr>
+              <w:rFonts w:eastAsiaTheme="minorEastAsia"/>
+              <w:noProof/>
+              <w:lang w:eastAsia="es-MX"/>
+            </w:rPr>
+          </w:pPr>
+          <w:hyperlink w:anchor="_Toc242458854" w:history="1">
+            <w:r>
+              <w:rPr>
+                <w:rStyle w:val="Hipervnculo"/>
+                <w:noProof/>
+              </w:rPr>
+              <w:t>Propósito</w:t>
+            </w:r>
+            <w:r>
+              <w:rPr>
+                <w:noProof/>
+                <w:webHidden/>
+              </w:rPr>
+              <w:tab/>
+            </w:r>
+            <w:r>
+              <w:rPr>
+                <w:noProof/>
+                <w:webHidden/>
+              </w:rPr>
+              <w:fldChar w:fldCharType="begin"/>
+            </w:r>
+            <w:r>
+              <w:rPr>
+                <w:noProof/>
+                <w:webHidden/>
+              </w:rPr>
+              <w:instrText xml:space="preserve"> PAGEREF _Toc242458854 \h </w:instrText>
+            </w:r>
+            <w:r>
+              <w:rPr>
+                <w:noProof/>
+                <w:webHidden/>
+              </w:rPr>
+            </w:r>
+            <w:r>
+              <w:rPr>
+                <w:noProof/>
+                <w:webHidden/>
+              </w:rPr>
+              <w:fldChar w:fldCharType="separate"/>
+            </w:r>
+            <w:r>
+              <w:rPr>
+                <w:noProof/>
+                <w:webHidden/>
+              </w:rPr>
+              <w:t>2</w:t>
+            </w:r>
+            <w:r>
+              <w:rPr>
+                <w:noProof/>
+                <w:webHidden/>
+              </w:rPr>
+              <w:fldChar w:fldCharType="end"/>
+            </w:r>
+          </w:hyperlink>
+        </w:p>
+        <w:p>
+          <w:pPr>
+            <w:pStyle w:val="TDC2"/>
+            <w:tabs>
+              <w:tab w:val="right" w:leader="dot" w:pos="8828"/>
+            </w:tabs>
+            <w:rPr>
+              <w:rFonts w:eastAsiaTheme="minorEastAsia"/>
+              <w:noProof/>
+              <w:lang w:eastAsia="es-MX"/>
+            </w:rPr>
+          </w:pPr>
+          <w:hyperlink w:anchor="_Toc242458855" w:history="1">
+            <w:r>
+              <w:rPr>
+                <w:rStyle w:val="Hipervnculo"/>
+                <w:noProof/>
+              </w:rPr>
+              <w:t>Alcance</w:t>
+            </w:r>
+            <w:r>
+              <w:rPr>
+                <w:noProof/>
+                <w:webHidden/>
+              </w:rPr>
+              <w:tab/>
+            </w:r>
+            <w:r>
+              <w:rPr>
+                <w:noProof/>
+                <w:webHidden/>
+              </w:rPr>
+              <w:fldChar w:fldCharType="begin"/>
+            </w:r>
+            <w:r>
+              <w:rPr>
+                <w:noProof/>
+                <w:webHidden/>
+              </w:rPr>
+              <w:instrText xml:space="preserve"> PAGEREF _Toc242458855 \h </w:instrText>
+            </w:r>
+            <w:r>
+              <w:rPr>
+                <w:noProof/>
+                <w:webHidden/>
+              </w:rPr>
+            </w:r>
+            <w:r>
+              <w:rPr>
+                <w:noProof/>
+                <w:webHidden/>
+              </w:rPr>
+              <w:fldChar w:fldCharType="separate"/>
+            </w:r>
+            <w:r>
+              <w:rPr>
+                <w:noProof/>
+                <w:webHidden/>
+              </w:rPr>
+              <w:t>2</w:t>
+            </w:r>
+            <w:r>
+              <w:rPr>
+                <w:noProof/>
+                <w:webHidden/>
+              </w:rPr>
+              <w:fldChar w:fldCharType="end"/>
+            </w:r>
+          </w:hyperlink>
+        </w:p>
+        <w:p>
+          <w:pPr>
+            <w:pStyle w:val="TDC2"/>
+            <w:tabs>
+              <w:tab w:val="right" w:leader="dot" w:pos="8828"/>
+            </w:tabs>
+            <w:rPr>
+              <w:rFonts w:eastAsiaTheme="minorEastAsia"/>
+              <w:noProof/>
+              <w:lang w:eastAsia="es-MX"/>
+            </w:rPr>
+          </w:pPr>
+          <w:hyperlink w:anchor="_Toc242458856" w:history="1">
+            <w:r>
+              <w:rPr>
+                <w:rStyle w:val="Hipervnculo"/>
+                <w:noProof/>
+              </w:rPr>
+              <w:t>Personal involucrado</w:t>
+            </w:r>
+            <w:r>
+              <w:rPr>
+                <w:noProof/>
+                <w:webHidden/>
+              </w:rPr>
+              <w:tab/>
+            </w:r>
+            <w:r>
+              <w:rPr>
+                <w:noProof/>
+                <w:webHidden/>
+              </w:rPr>
+              <w:fldChar w:fldCharType="begin"/>
+            </w:r>
+            <w:r>
+              <w:rPr>
+                <w:noProof/>
+                <w:webHidden/>
+              </w:rPr>
+              <w:instrText xml:space="preserve"> PAGEREF _Toc242458856 \h </w:instrText>
+            </w:r>
+            <w:r>
+              <w:rPr>
+                <w:noProof/>
+                <w:webHidden/>
+              </w:rPr>
+            </w:r>
+            <w:r>
+              <w:rPr>
+                <w:noProof/>
+                <w:webHidden/>
+              </w:rPr>
+              <w:fldChar w:fldCharType="separate"/>
+            </w:r>
+            <w:r>
+              <w:rPr>
+                <w:noProof/>
+                <w:webHidden/>
+              </w:rPr>
+              <w:t>2</w:t>
+            </w:r>
+            <w:r>
+              <w:rPr>
+                <w:noProof/>
+                <w:webHidden/>
+              </w:rPr>
+              <w:fldChar w:fldCharType="end"/>
+            </w:r>
+          </w:hyperlink>
+        </w:p>
+        <w:p>
+          <w:pPr>
+            <w:pStyle w:val="TDC2"/>
+            <w:tabs>
+              <w:tab w:val="right" w:leader="dot" w:pos="8828"/>
+            </w:tabs>
+            <w:rPr>
+              <w:rFonts w:eastAsiaTheme="minorEastAsia"/>
+              <w:noProof/>
+              <w:lang w:eastAsia="es-MX"/>
+            </w:rPr>
+          </w:pPr>
+          <w:hyperlink w:anchor="_Toc242458857" w:history="1">
+            <w:r>
+              <w:rPr>
+                <w:rStyle w:val="Hipervnculo"/>
+                <w:noProof/>
+              </w:rPr>
+              <w:t>Definiciones acrónimos y abreviaturas</w:t>
+            </w:r>
+            <w:r>
+              <w:rPr>
+                <w:noProof/>
+                <w:webHidden/>
+              </w:rPr>
+              <w:tab/>
+            </w:r>
+            <w:r>
+              <w:rPr>
+                <w:noProof/>
+                <w:webHidden/>
+              </w:rPr>
+              <w:fldChar w:fldCharType="begin"/>
+            </w:r>
+            <w:r>
+              <w:rPr>
+                <w:noProof/>
+                <w:webHidden/>
+              </w:rPr>
+              <w:instrText xml:space="preserve"> PAGEREF _Toc242458857 \h </w:instrText>
+            </w:r>
+            <w:r>
+              <w:rPr>
+                <w:noProof/>
+                <w:webHidden/>
+              </w:rPr>
+            </w:r>
+            <w:r>
+              <w:rPr>
+                <w:noProof/>
+                <w:webHidden/>
+              </w:rPr>
+              <w:fldChar w:fldCharType="separate"/>
+            </w:r>
+            <w:r>
+              <w:rPr>
+                <w:noProof/>
+                <w:webHidden/>
+              </w:rPr>
+              <w:t>2</w:t>
+            </w:r>
+            <w:r>
+              <w:rPr>
+                <w:noProof/>
+                <w:webHidden/>
+              </w:rPr>
+              <w:fldChar w:fldCharType="end"/>
+            </w:r>
+          </w:hyperlink>
+        </w:p>
+        <w:p>
+          <w:pPr>
+            <w:pStyle w:val="TDC2"/>
+            <w:tabs>
+              <w:tab w:val="right" w:leader="dot" w:pos="8828"/>
+            </w:tabs>
+            <w:rPr>
+              <w:rFonts w:eastAsiaTheme="minorEastAsia"/>
+              <w:noProof/>
+              <w:lang w:eastAsia="es-MX"/>
+            </w:rPr>
+          </w:pPr>
+          <w:hyperlink w:anchor="_Toc242458858" w:history="1">
+            <w:r>
+              <w:rPr>
+                <w:rStyle w:val="Hipervnculo"/>
+                <w:noProof/>
+              </w:rPr>
+              <w:t>Referencias</w:t>
+            </w:r>
+            <w:r>
+              <w:rPr>
+                <w:noProof/>
+                <w:webHidden/>
+              </w:rPr>
+              <w:tab/>
+            </w:r>
+            <w:r>
+              <w:rPr>
+                <w:noProof/>
+                <w:webHidden/>
+              </w:rPr>
+              <w:fldChar w:fldCharType="begin"/>
+            </w:r>
+            <w:r>
+              <w:rPr>
+                <w:noProof/>
+                <w:webHidden/>
+              </w:rPr>
+              <w:instrText xml:space="preserve"> PAGEREF _Toc242458858 \h </w:instrText>
+            </w:r>
+            <w:r>
+              <w:rPr>
+                <w:noProof/>
+                <w:webHidden/>
+              </w:rPr>
+            </w:r>
+            <w:r>
+              <w:rPr>
+                <w:noProof/>
+                <w:webHidden/>
+              </w:rPr>
+              <w:fldChar w:fldCharType="separate"/>
+            </w:r>
+            <w:r>
+              <w:rPr>
+                <w:noProof/>
+                <w:webHidden/>
+              </w:rPr>
+              <w:t>3</w:t>
+            </w:r>
+            <w:r>
+              <w:rPr>
+                <w:noProof/>
+                <w:webHidden/>
+              </w:rPr>
+              <w:fldChar w:fldCharType="end"/>
+            </w:r>
+          </w:hyperlink>
+        </w:p>
+        <w:p>
+          <w:pPr>
+            <w:pStyle w:val="TDC2"/>
+            <w:tabs>
+              <w:tab w:val="right" w:leader="dot" w:pos="8828"/>
+            </w:tabs>
+            <w:rPr>
+              <w:rFonts w:eastAsiaTheme="minorEastAsia"/>
+              <w:noProof/>
+              <w:lang w:eastAsia="es-MX"/>
+            </w:rPr>
+          </w:pPr>
+          <w:hyperlink w:anchor="_Toc242458859" w:history="1">
+            <w:r>
+              <w:rPr>
+                <w:rStyle w:val="Hipervnculo"/>
+                <w:noProof/>
+              </w:rPr>
+              <w:t>Resumen</w:t>
+            </w:r>
+            <w:r>
+              <w:rPr>
+                <w:noProof/>
+                <w:webHidden/>
+              </w:rPr>
+              <w:tab/>
+            </w:r>
+            <w:r>
+              <w:rPr>
+                <w:noProof/>
+                <w:webHidden/>
+              </w:rPr>
+              <w:fldChar w:fldCharType="begin"/>
+            </w:r>
+            <w:r>
+              <w:rPr>
+                <w:noProof/>
+                <w:webHidden/>
+              </w:rPr>
+              <w:instrText xml:space="preserve"> PAGEREF _Toc242458859 \h </w:instrText>
+            </w:r>
+            <w:r>
+              <w:rPr>
+                <w:noProof/>
+                <w:webHidden/>
+              </w:rPr>
+            </w:r>
+            <w:r>
+              <w:rPr>
+                <w:noProof/>
+                <w:webHidden/>
+              </w:rPr>
+              <w:fldChar w:fldCharType="separate"/>
+            </w:r>
+            <w:r>
+              <w:rPr>
+                <w:noProof/>
+                <w:webHidden/>
+              </w:rPr>
+              <w:t>3</w:t>
+            </w:r>
+            <w:r>
+              <w:rPr>
+                <w:noProof/>
+                <w:webHidden/>
+              </w:rPr>
+              <w:fldChar w:fldCharType="end"/>
+            </w:r>
+          </w:hyperlink>
+        </w:p>
+        <w:p>
+          <w:pPr>
+            <w:pStyle w:val="TDC1"/>
+            <w:tabs>
+              <w:tab w:val="right" w:leader="dot" w:pos="8828"/>
+            </w:tabs>
+            <w:rPr>
+              <w:rFonts w:eastAsiaTheme="minorEastAsia"/>
+              <w:noProof/>
+              <w:lang w:eastAsia="es-MX"/>
+            </w:rPr>
+          </w:pPr>
+          <w:hyperlink w:anchor="_Toc242458860" w:history="1">
+            <w:r>
+              <w:rPr>
+                <w:rStyle w:val="Hipervnculo"/>
+                <w:b/>
+                <w:bCs/>
+                <w:noProof/>
+              </w:rPr>
+              <w:t>Descripción general</w:t>
+            </w:r>
+            <w:r>
+              <w:rPr>
+                <w:noProof/>
+                <w:webHidden/>
+              </w:rPr>
+              <w:tab/>
+            </w:r>
+            <w:r>
+              <w:rPr>
+                <w:noProof/>
+                <w:webHidden/>
+              </w:rPr>
+              <w:fldChar w:fldCharType="begin"/>
+            </w:r>
+            <w:r>
+              <w:rPr>
+                <w:noProof/>
+                <w:webHidden/>
+              </w:rPr>
+              <w:instrText xml:space="preserve"> PAGEREF _Toc242458860 \h </w:instrText>
+            </w:r>
+            <w:r>
+              <w:rPr>
+                <w:noProof/>
+                <w:webHidden/>
+              </w:rPr>
+            </w:r>
+            <w:r>
+              <w:rPr>
+                <w:noProof/>
+                <w:webHidden/>
+              </w:rPr>
+              <w:fldChar w:fldCharType="separate"/>
+            </w:r>
+            <w:r>
+              <w:rPr>
+                <w:noProof/>
+                <w:webHidden/>
+              </w:rPr>
+              <w:t>3</w:t>
+            </w:r>
+            <w:r>
+              <w:rPr>
+                <w:noProof/>
+                <w:webHidden/>
+              </w:rPr>
+              <w:fldChar w:fldCharType="end"/>
+            </w:r>
+          </w:hyperlink>
+        </w:p>
+        <w:p>
+          <w:pPr>
+            <w:pStyle w:val="TDC2"/>
+            <w:tabs>
+              <w:tab w:val="right" w:leader="dot" w:pos="8828"/>
+            </w:tabs>
+            <w:rPr>
+              <w:rFonts w:eastAsiaTheme="minorEastAsia"/>
+              <w:noProof/>
+              <w:lang w:eastAsia="es-MX"/>
+            </w:rPr>
+          </w:pPr>
+          <w:hyperlink w:anchor="_Toc242458861" w:history="1">
+            <w:r>
+              <w:rPr>
+                <w:rStyle w:val="Hipervnculo"/>
+                <w:noProof/>
+              </w:rPr>
+              <w:t>Perspectiva del producto</w:t>
+            </w:r>
+            <w:r>
+              <w:rPr>
+                <w:noProof/>
+                <w:webHidden/>
+              </w:rPr>
+              <w:tab/>
+            </w:r>
+            <w:r>
+              <w:rPr>
+                <w:noProof/>
+                <w:webHidden/>
+              </w:rPr>
+              <w:fldChar w:fldCharType="begin"/>
+            </w:r>
+            <w:r>
+              <w:rPr>
+                <w:noProof/>
+                <w:webHidden/>
+              </w:rPr>
+              <w:instrText xml:space="preserve"> PAGEREF _Toc242458861 \h </w:instrText>
+            </w:r>
+            <w:r>
+              <w:rPr>
+                <w:noProof/>
+                <w:webHidden/>
+              </w:rPr>
+            </w:r>
+            <w:r>
+              <w:rPr>
+                <w:noProof/>
+                <w:webHidden/>
+              </w:rPr>
+              <w:fldChar w:fldCharType="separate"/>
+            </w:r>
+            <w:r>
+              <w:rPr>
+                <w:noProof/>
+                <w:webHidden/>
+              </w:rPr>
+              <w:t>3</w:t>
+            </w:r>
+            <w:r>
+              <w:rPr>
+                <w:noProof/>
+                <w:webHidden/>
+              </w:rPr>
+              <w:fldChar w:fldCharType="end"/>
+            </w:r>
+          </w:hyperlink>
+        </w:p>
+        <w:p>
+          <w:pPr>
+            <w:pStyle w:val="TDC2"/>
+            <w:tabs>
+              <w:tab w:val="right" w:leader="dot" w:pos="8828"/>
+            </w:tabs>
+            <w:rPr>
+              <w:rFonts w:eastAsiaTheme="minorEastAsia"/>
+              <w:noProof/>
+              <w:lang w:eastAsia="es-MX"/>
+            </w:rPr>
+          </w:pPr>
+          <w:hyperlink w:anchor="_Toc242458862" w:history="1">
+            <w:r>
+              <w:rPr>
+                <w:rStyle w:val="Hipervnculo"/>
+                <w:noProof/>
+              </w:rPr>
+              <w:t>Funcionalidad del producto</w:t>
+            </w:r>
+            <w:r>
+              <w:rPr>
+                <w:noProof/>
+                <w:webHidden/>
+              </w:rPr>
+              <w:tab/>
+            </w:r>
+            <w:r>
+              <w:rPr>
+                <w:noProof/>
+                <w:webHidden/>
+              </w:rPr>
+              <w:fldChar w:fldCharType="begin"/>
+            </w:r>
+            <w:r>
+              <w:rPr>
+                <w:noProof/>
+                <w:webHidden/>
+              </w:rPr>
+              <w:instrText xml:space="preserve"> PAGEREF _Toc242458862 \h </w:instrText>
+            </w:r>
+            <w:r>
+              <w:rPr>
+                <w:noProof/>
+                <w:webHidden/>
+              </w:rPr>
+            </w:r>
+            <w:r>
+              <w:rPr>
+                <w:noProof/>
+                <w:webHidden/>
+              </w:rPr>
+              <w:fldChar w:fldCharType="separate"/>
+            </w:r>
+            <w:r>
+              <w:rPr>
+                <w:noProof/>
+                <w:webHidden/>
+              </w:rPr>
+              <w:t>4</w:t>
+            </w:r>
+            <w:r>
+              <w:rPr>
+                <w:noProof/>
+                <w:webHidden/>
+              </w:rPr>
+              <w:fldChar w:fldCharType="end"/>
+            </w:r>
+          </w:hyperlink>
+        </w:p>
+        <w:p>
+          <w:pPr>
+            <w:pStyle w:val="TDC2"/>
+            <w:tabs>
+              <w:tab w:val="right" w:leader="dot" w:pos="8828"/>
+            </w:tabs>
+            <w:rPr>
+              <w:rFonts w:eastAsiaTheme="minorEastAsia"/>
+              <w:noProof/>
+              <w:lang w:eastAsia="es-MX"/>
+            </w:rPr>
+          </w:pPr>
+          <w:hyperlink w:anchor="_Toc242458863" w:history="1">
+            <w:r>
+              <w:rPr>
+                <w:rStyle w:val="Hipervnculo"/>
+                <w:noProof/>
+              </w:rPr>
+              <w:t>Características de los usuarios</w:t>
+            </w:r>
+            <w:r>
+              <w:rPr>
+                <w:noProof/>
+                <w:webHidden/>
+              </w:rPr>
+              <w:tab/>
+            </w:r>
+            <w:r>
+              <w:rPr>
+                <w:noProof/>
+                <w:webHidden/>
+              </w:rPr>
+              <w:fldChar w:fldCharType="begin"/>
+            </w:r>
+            <w:r>
+              <w:rPr>
+                <w:noProof/>
+                <w:webHidden/>
+              </w:rPr>
+              <w:instrText xml:space="preserve"> PAGEREF _Toc242458863 \h </w:instrText>
+            </w:r>
+            <w:r>
+              <w:rPr>
+                <w:noProof/>
+                <w:webHidden/>
+              </w:rPr>
+            </w:r>
+            <w:r>
+              <w:rPr>
+                <w:noProof/>
+                <w:webHidden/>
+              </w:rPr>
+              <w:fldChar w:fldCharType="separate"/>
+            </w:r>
+            <w:r>
+              <w:rPr>
+                <w:noProof/>
+                <w:webHidden/>
+              </w:rPr>
+              <w:t>5</w:t>
+            </w:r>
+            <w:r>
+              <w:rPr>
+                <w:noProof/>
+                <w:webHidden/>
+              </w:rPr>
+              <w:fldChar w:fldCharType="end"/>
+            </w:r>
+          </w:hyperlink>
+        </w:p>
+        <w:p>
+          <w:pPr>
+            <w:pStyle w:val="TDC2"/>
+            <w:tabs>
+              <w:tab w:val="right" w:leader="dot" w:pos="8828"/>
+            </w:tabs>
+            <w:rPr>
+              <w:rFonts w:eastAsiaTheme="minorEastAsia"/>
+              <w:noProof/>
+              <w:lang w:eastAsia="es-MX"/>
+            </w:rPr>
+          </w:pPr>
+          <w:hyperlink w:anchor="_Toc242458864" w:history="1">
+            <w:r>
+              <w:rPr>
+                <w:rStyle w:val="Hipervnculo"/>
+                <w:noProof/>
+              </w:rPr>
+              <w:t>Restricciones</w:t>
+            </w:r>
+            <w:r>
+              <w:rPr>
+                <w:noProof/>
+                <w:webHidden/>
+              </w:rPr>
+              <w:tab/>
+            </w:r>
+            <w:r>
+              <w:rPr>
+                <w:noProof/>
+                <w:webHidden/>
+              </w:rPr>
+              <w:fldChar w:fldCharType="begin"/>
+            </w:r>
+            <w:r>
+              <w:rPr>
+                <w:noProof/>
+                <w:webHidden/>
+              </w:rPr>
+              <w:instrText xml:space="preserve"> PAGEREF _Toc242458864 \h </w:instrText>
+            </w:r>
+            <w:r>
+              <w:rPr>
+                <w:noProof/>
+                <w:webHidden/>
+              </w:rPr>
+            </w:r>
+            <w:r>
+              <w:rPr>
+                <w:noProof/>
+                <w:webHidden/>
+              </w:rPr>
+              <w:fldChar w:fldCharType="separate"/>
+            </w:r>
+            <w:r>
+              <w:rPr>
+                <w:noProof/>
+                <w:webHidden/>
+              </w:rPr>
+              <w:t>5</w:t>
+            </w:r>
+            <w:r>
+              <w:rPr>
+                <w:noProof/>
+                <w:webHidden/>
+              </w:rPr>
+              <w:fldChar w:fldCharType="end"/>
+            </w:r>
+          </w:hyperlink>
+        </w:p>
+        <w:p>
+          <w:pPr>
+            <w:pStyle w:val="TDC1"/>
+            <w:tabs>
+              <w:tab w:val="right" w:leader="dot" w:pos="8828"/>
+            </w:tabs>
+            <w:rPr>
+              <w:rFonts w:eastAsiaTheme="minorEastAsia"/>
+              <w:noProof/>
+              <w:lang w:eastAsia="es-MX"/>
+            </w:rPr>
+          </w:pPr>
+          <w:hyperlink w:anchor="_Toc242458865" w:history="1">
+            <w:r>
+              <w:rPr>
+                <w:rStyle w:val="Hipervnculo"/>
+                <w:b/>
+                <w:bCs/>
+                <w:noProof/>
+              </w:rPr>
+              <w:t>Requisitos específicos</w:t>
+            </w:r>
+            <w:r>
+              <w:rPr>
+                <w:noProof/>
+                <w:webHidden/>
+              </w:rPr>
+              <w:tab/>
+            </w:r>
+            <w:r>
+              <w:rPr>
+                <w:noProof/>
+                <w:webHidden/>
+              </w:rPr>
+              <w:fldChar w:fldCharType="begin"/>
+            </w:r>
+            <w:r>
+              <w:rPr>
+                <w:noProof/>
+                <w:webHidden/>
+              </w:rPr>
+              <w:instrText xml:space="preserve"> PAGEREF _Toc242458865 \h </w:instrText>
+            </w:r>
+            <w:r>
+              <w:rPr>
+                <w:noProof/>
+                <w:webHidden/>
+              </w:rPr>
+            </w:r>
+            <w:r>
+              <w:rPr>
+                <w:noProof/>
+                <w:webHidden/>
+              </w:rPr>
+              <w:fldChar w:fldCharType="separate"/>
+            </w:r>
+            <w:r>
+              <w:rPr>
+                <w:noProof/>
+                <w:webHidden/>
+              </w:rPr>
+              <w:t>5</w:t>
+            </w:r>
+            <w:r>
+              <w:rPr>
+                <w:noProof/>
+                <w:webHidden/>
+              </w:rPr>
+              <w:fldChar w:fldCharType="end"/>
+            </w:r>
+          </w:hyperlink>
+        </w:p>
+        <w:p>
+          <w:pPr>
+            <w:pStyle w:val="TDC2"/>
+            <w:tabs>
+              <w:tab w:val="right" w:leader="dot" w:pos="8828"/>
+            </w:tabs>
+            <w:rPr>
+              <w:rFonts w:eastAsiaTheme="minorEastAsia"/>
+              <w:noProof/>
+              <w:lang w:eastAsia="es-MX"/>
+            </w:rPr>
+          </w:pPr>
+          <w:hyperlink w:anchor="_Toc242458866" w:history="1">
+            <w:r>
+              <w:rPr>
+                <w:rStyle w:val="Hipervnculo"/>
+                <w:noProof/>
+              </w:rPr>
+              <w:t>Requisitos comunes de las interfaces</w:t>
+            </w:r>
+            <w:r>
+              <w:rPr>
+                <w:noProof/>
+                <w:webHidden/>
+              </w:rPr>
+              <w:tab/>
+            </w:r>
+            <w:r>
+              <w:rPr>
+                <w:noProof/>
+                <w:webHidden/>
+              </w:rPr>
+              <w:fldChar w:fldCharType="begin"/>
+            </w:r>
+            <w:r>
+              <w:rPr>
+                <w:noProof/>
+                <w:webHidden/>
+              </w:rPr>
+              <w:instrText xml:space="preserve"> PAGEREF _Toc242458866 \h </w:instrText>
+            </w:r>
+            <w:r>
+              <w:rPr>
+                <w:noProof/>
+                <w:webHidden/>
+              </w:rPr>
+            </w:r>
+            <w:r>
+              <w:rPr>
+                <w:noProof/>
+                <w:webHidden/>
+              </w:rPr>
+              <w:fldChar w:fldCharType="separate"/>
+            </w:r>
+            <w:r>
+              <w:rPr>
+                <w:noProof/>
+                <w:webHidden/>
+              </w:rPr>
+              <w:t>5</w:t>
+            </w:r>
+            <w:r>
+              <w:rPr>
+                <w:noProof/>
+                <w:webHidden/>
+              </w:rPr>
+              <w:fldChar w:fldCharType="end"/>
+            </w:r>
+          </w:hyperlink>
+        </w:p>
+        <w:p>
+          <w:pPr>
+            <w:pStyle w:val="TDC2"/>
+            <w:tabs>
+              <w:tab w:val="right" w:leader="dot" w:pos="8828"/>
+            </w:tabs>
+            <w:rPr>
+              <w:rFonts w:eastAsiaTheme="minorEastAsia"/>
+              <w:noProof/>
+              <w:lang w:eastAsia="es-MX"/>
+            </w:rPr>
+          </w:pPr>
+          <w:hyperlink w:anchor="_Toc242458867" w:history="1">
+            <w:r>
+              <w:rPr>
+                <w:rStyle w:val="Hipervnculo"/>
+                <w:noProof/>
+              </w:rPr>
+              <w:t>Requerimientos funcionales</w:t>
+            </w:r>
+            <w:r>
+              <w:rPr>
+                <w:noProof/>
+                <w:webHidden/>
+              </w:rPr>
+              <w:tab/>
+            </w:r>
+            <w:r>
+              <w:rPr>
+                <w:noProof/>
+                <w:webHidden/>
+              </w:rPr>
+              <w:fldChar w:fldCharType="begin"/>
+            </w:r>
+            <w:r>
+              <w:rPr>
+                <w:noProof/>
+                <w:webHidden/>
+              </w:rPr>
+              <w:instrText xml:space="preserve"> PAGEREF _Toc242458867 \h </w:instrText>
+            </w:r>
+            <w:r>
+              <w:rPr>
+                <w:noProof/>
+                <w:webHidden/>
+              </w:rPr>
+            </w:r>
+            <w:r>
+              <w:rPr>
+                <w:noProof/>
+                <w:webHidden/>
+              </w:rPr>
+              <w:fldChar w:fldCharType="separate"/>
+            </w:r>
+            <w:r>
+              <w:rPr>
+                <w:noProof/>
+                <w:webHidden/>
+              </w:rPr>
+              <w:t>6</w:t>
+            </w:r>
+            <w:r>
+              <w:rPr>
+                <w:noProof/>
+                <w:webHidden/>
+              </w:rPr>
+              <w:fldChar w:fldCharType="end"/>
+            </w:r>
+          </w:hyperlink>
+        </w:p>
+        <w:p>
+          <w:pPr>
+            <w:pStyle w:val="TDC2"/>
+            <w:tabs>
+              <w:tab w:val="right" w:leader="dot" w:pos="8828"/>
+            </w:tabs>
+            <w:rPr>
+              <w:rFonts w:eastAsiaTheme="minorEastAsia"/>
+              <w:noProof/>
+              <w:lang w:eastAsia="es-MX"/>
+            </w:rPr>
+          </w:pPr>
+          <w:hyperlink w:anchor="_Toc242458868" w:history="1">
+            <w:r>
+              <w:rPr>
+                <w:rStyle w:val="Hipervnculo"/>
+                <w:noProof/>
+              </w:rPr>
+              <w:t>Requerimientos no funcionales</w:t>
+            </w:r>
+            <w:r>
+              <w:rPr>
+                <w:noProof/>
+                <w:webHidden/>
+              </w:rPr>
+              <w:tab/>
+            </w:r>
+            <w:r>
+              <w:rPr>
+                <w:noProof/>
+                <w:webHidden/>
+              </w:rPr>
+              <w:fldChar w:fldCharType="begin"/>
+            </w:r>
+            <w:r>
+              <w:rPr>
+                <w:noProof/>
+                <w:webHidden/>
+              </w:rPr>
+              <w:instrText xml:space="preserve"> PAGEREF _Toc242458868 \h </w:instrText>
+            </w:r>
+            <w:r>
+              <w:rPr>
+                <w:noProof/>
+                <w:webHidden/>
+              </w:rPr>
+            </w:r>
+            <w:r>
+              <w:rPr>
+                <w:noProof/>
+                <w:webHidden/>
+              </w:rPr>
+              <w:fldChar w:fldCharType="separate"/>
+            </w:r>
+            <w:r>
+              <w:rPr>
+                <w:noProof/>
+                <w:webHidden/>
+              </w:rPr>
+              <w:t>6</w:t>
+            </w:r>
+            <w:r>
+              <w:rPr>
+                <w:noProof/>
+                <w:webHidden/>
+              </w:rPr>
+              <w:fldChar w:fldCharType="end"/>
+            </w:r>
+          </w:hyperlink>
+        </w:p>
+        <w:p>
+          <w:pPr>
+            <w:pStyle w:val="TDC2"/>
+            <w:tabs>
+              <w:tab w:val="right" w:leader="dot" w:pos="8828"/>
+            </w:tabs>
+            <w:rPr>
+              <w:rFonts w:eastAsiaTheme="minorEastAsia"/>
+              <w:noProof/>
+              <w:lang w:eastAsia="es-MX"/>
+            </w:rPr>
+          </w:pPr>
+          <w:hyperlink w:anchor="_Toc242458869" w:history="1">
+            <w:r>
+              <w:rPr>
+                <w:rStyle w:val="Hipervnculo"/>
+                <w:noProof/>
+              </w:rPr>
+              <w:t>Interfaces de hardware</w:t>
+            </w:r>
+            <w:r>
+              <w:rPr>
+                <w:noProof/>
+                <w:webHidden/>
+              </w:rPr>
+              <w:tab/>
+            </w:r>
+            <w:r>
+              <w:rPr>
+                <w:noProof/>
+                <w:webHidden/>
+              </w:rPr>
+              <w:fldChar w:fldCharType="begin"/>
+            </w:r>
+            <w:r>
+              <w:rPr>
+                <w:noProof/>
+                <w:webHidden/>
+              </w:rPr>
+              <w:instrText xml:space="preserve"> PAGEREF _Toc242458869 \h </w:instrText>
+            </w:r>
+            <w:r>
+              <w:rPr>
+                <w:noProof/>
+                <w:webHidden/>
+              </w:rPr>
+            </w:r>
+            <w:r>
+              <w:rPr>
+                <w:noProof/>
+                <w:webHidden/>
+              </w:rPr>
+              <w:fldChar w:fldCharType="separate"/>
+            </w:r>
+            <w:r>
+              <w:rPr>
+                <w:noProof/>
+                <w:webHidden/>
+              </w:rPr>
+              <w:t>6</w:t>
+            </w:r>
+            <w:r>
+              <w:rPr>
+                <w:noProof/>
+                <w:webHidden/>
+              </w:rPr>
+              <w:fldChar w:fldCharType="end"/>
+            </w:r>
+          </w:hyperlink>
+        </w:p>
+        <w:p>
+          <w:pPr>
+            <w:pStyle w:val="TDC2"/>
+            <w:tabs>
+              <w:tab w:val="right" w:leader="dot" w:pos="8828"/>
+            </w:tabs>
+            <w:rPr>
+              <w:rFonts w:eastAsiaTheme="minorEastAsia"/>
+              <w:noProof/>
+              <w:lang w:eastAsia="es-MX"/>
+            </w:rPr>
+          </w:pPr>
+          <w:hyperlink w:anchor="_Toc242458870" w:history="1">
+            <w:r>
+              <w:rPr>
+                <w:rStyle w:val="Hipervnculo"/>
+                <w:noProof/>
+              </w:rPr>
+              <w:t>Interfaces de software</w:t>
+            </w:r>
+            <w:r>
+              <w:rPr>
+                <w:noProof/>
+                <w:webHidden/>
+              </w:rPr>
+              <w:tab/>
+            </w:r>
+            <w:r>
+              <w:rPr>
+                <w:noProof/>
+                <w:webHidden/>
+              </w:rPr>
+              <w:fldChar w:fldCharType="begin"/>
+            </w:r>
+            <w:r>
+              <w:rPr>
+                <w:noProof/>
+                <w:webHidden/>
+              </w:rPr>
+              <w:instrText xml:space="preserve"> PAGEREF _Toc242458870 \h </w:instrText>
+            </w:r>
+            <w:r>
+              <w:rPr>
+                <w:noProof/>
+                <w:webHidden/>
+              </w:rPr>
+            </w:r>
+            <w:r>
+              <w:rPr>
+                <w:noProof/>
+                <w:webHidden/>
+              </w:rPr>
+              <w:fldChar w:fldCharType="separate"/>
+            </w:r>
+            <w:r>
+              <w:rPr>
+                <w:noProof/>
+                <w:webHidden/>
+              </w:rPr>
+              <w:t>6</w:t>
+            </w:r>
+            <w:r>
+              <w:rPr>
+                <w:noProof/>
+                <w:webHidden/>
+              </w:rPr>
+              <w:fldChar w:fldCharType="end"/>
+            </w:r>
+          </w:hyperlink>
+        </w:p>
+        <w:p>
+          <w:pPr>
+            <w:pStyle w:val="TDC2"/>
+            <w:tabs>
+              <w:tab w:val="right" w:leader="dot" w:pos="8828"/>
+            </w:tabs>
+            <w:rPr>
+              <w:rFonts w:eastAsiaTheme="minorEastAsia"/>
+              <w:noProof/>
+              <w:lang w:eastAsia="es-MX"/>
+            </w:rPr>
+          </w:pPr>
+          <w:hyperlink w:anchor="_Toc242458871" w:history="1">
+            <w:r>
+              <w:rPr>
+                <w:rStyle w:val="Hipervnculo"/>
+                <w:noProof/>
+              </w:rPr>
+              <w:t>Interfaces de comunicación</w:t>
+            </w:r>
+            <w:r>
+              <w:rPr>
+                <w:noProof/>
+                <w:webHidden/>
+              </w:rPr>
+              <w:tab/>
+            </w:r>
+            <w:r>
+              <w:rPr>
+                <w:noProof/>
+                <w:webHidden/>
+              </w:rPr>
+              <w:fldChar w:fldCharType="begin"/>
+            </w:r>
+            <w:r>
+              <w:rPr>
+                <w:noProof/>
+                <w:webHidden/>
+              </w:rPr>
+              <w:instrText xml:space="preserve"> PAGEREF _Toc242458871 \h </w:instrText>
+            </w:r>
+            <w:r>
+              <w:rPr>
+                <w:noProof/>
+                <w:webHidden/>
+              </w:rPr>
+            </w:r>
+            <w:r>
+              <w:rPr>
+                <w:noProof/>
+                <w:webHidden/>
+              </w:rPr>
+              <w:fldChar w:fldCharType="separate"/>
+            </w:r>
+            <w:r>
+              <w:rPr>
+                <w:noProof/>
+                <w:webHidden/>
+              </w:rPr>
+              <w:t>6</w:t>
+            </w:r>
+            <w:r>
+              <w:rPr>
+                <w:noProof/>
+                <w:webHidden/>
+              </w:rPr>
+              <w:fldChar w:fldCharType="end"/>
+            </w:r>
+          </w:hyperlink>
+        </w:p>
+        <w:p>
+          <w:pPr>
+            <w:pStyle w:val="TDC2"/>
+            <w:tabs>
+              <w:tab w:val="right" w:leader="dot" w:pos="8828"/>
+            </w:tabs>
+            <w:rPr>
+              <w:rFonts w:eastAsiaTheme="minorEastAsia"/>
+              <w:noProof/>
+              <w:lang w:eastAsia="es-MX"/>
+            </w:rPr>
+          </w:pPr>
+          <w:hyperlink w:anchor="_Toc242458872" w:history="1">
+            <w:r>
+              <w:rPr>
+                <w:rStyle w:val="Hipervnculo"/>
+                <w:noProof/>
+              </w:rPr>
+              <w:t>Requerimientos funcionales</w:t>
+            </w:r>
+            <w:r>
+              <w:rPr>
+                <w:noProof/>
+                <w:webHidden/>
+              </w:rPr>
+              <w:tab/>
+            </w:r>
+            <w:r>
+              <w:rPr>
+                <w:noProof/>
+                <w:webHidden/>
+              </w:rPr>
+              <w:fldChar w:fldCharType="begin"/>
+            </w:r>
+            <w:r>
+              <w:rPr>
+                <w:noProof/>
+                <w:webHidden/>
+              </w:rPr>
+              <w:instrText xml:space="preserve"> PAGEREF _Toc242458872 \h </w:instrText>
+            </w:r>
+            <w:r>
+              <w:rPr>
+                <w:noProof/>
+                <w:webHidden/>
+              </w:rPr>
+            </w:r>
+            <w:r>
+              <w:rPr>
+                <w:noProof/>
+                <w:webHidden/>
+              </w:rPr>
+              <w:fldChar w:fldCharType="separate"/>
+            </w:r>
+            <w:r>
+              <w:rPr>
+                <w:noProof/>
+                <w:webHidden/>
+              </w:rPr>
+              <w:t>6</w:t>
+            </w:r>
+            <w:r>
+              <w:rPr>
+                <w:noProof/>
+                <w:webHidden/>
+              </w:rPr>
+              <w:fldChar w:fldCharType="end"/>
+            </w:r>
+          </w:hyperlink>
+        </w:p>
+        <w:p>
+          <w:pPr>
+            <w:pStyle w:val="TDC2"/>
+            <w:tabs>
+              <w:tab w:val="right" w:leader="dot" w:pos="8828"/>
+            </w:tabs>
+            <w:rPr>
+              <w:rFonts w:eastAsiaTheme="minorEastAsia"/>
+              <w:noProof/>
+              <w:lang w:eastAsia="es-MX"/>
+            </w:rPr>
+          </w:pPr>
+          <w:hyperlink w:anchor="_Toc242458873" w:history="1">
+            <w:r>
+              <w:rPr>
+                <w:rStyle w:val="Hipervnculo"/>
+                <w:noProof/>
+              </w:rPr>
+              <w:t>Requerimientos no funcionales</w:t>
+            </w:r>
+            <w:r>
+              <w:rPr>
+                <w:noProof/>
+                <w:webHidden/>
+              </w:rPr>
+              <w:tab/>
+            </w:r>
+            <w:r>
+              <w:rPr>
+                <w:noProof/>
+                <w:webHidden/>
+              </w:rPr>
+              <w:fldChar w:fldCharType="begin"/>
+            </w:r>
+            <w:r>
+              <w:rPr>
+                <w:noProof/>
+                <w:webHidden/>
+              </w:rPr>
+              <w:instrText xml:space="preserve"> PAGEREF _Toc242458873 \h </w:instrText>
+            </w:r>
+            <w:r>
+              <w:rPr>
+                <w:noProof/>
+                <w:webHidden/>
+              </w:rPr>
+            </w:r>
+            <w:r>
+              <w:rPr>
+                <w:noProof/>
+                <w:webHidden/>
+              </w:rPr>
+              <w:fldChar w:fldCharType="separate"/>
+            </w:r>
+            <w:r>
+              <w:rPr>
+                <w:noProof/>
+                <w:webHidden/>
+              </w:rPr>
+              <w:t>6</w:t>
+            </w:r>
+            <w:r>
+              <w:rPr>
+                <w:noProof/>
+                <w:webHidden/>
+              </w:rPr>
+              <w:fldChar w:fldCharType="end"/>
+            </w:r>
+          </w:hyperlink>
+        </w:p>
+        <w:p>
+          <w:r>
+            <w:rPr>
+              <w:b/>
+              <w:bCs/>
+              <w:lang w:val="es-ES"/>
+            </w:rPr>
+            <w:fldChar w:fldCharType="end"/>
+          </w:r>
+        </w:p>
+      </w:sdtContent>
+    </w:sdt>
+    <w:p>
+      <w:pPr>
+        <w:jc w:val="center"/>
+        <w:rPr>
+          <w:b/>
+          <w:bCs/>
+          <w:sz w:val="40"/>
+          <w:szCs w:val="40"/>
+        </w:rPr>
+      </w:pPr>
+    </w:p>
+    <w:p>
+      <w:pPr>
+        <w:jc w:val="center"/>
+        <w:rPr>
+          <w:b/>
+          <w:bCs/>
+          <w:sz w:val="40"/>
+          <w:szCs w:val="40"/>
+        </w:rPr>
+      </w:pPr>
+    </w:p>
+    <w:p>
+      <w:pPr>
+        <w:jc w:val="center"/>
+        <w:rPr>
+          <w:b/>
+          <w:bCs/>
+          <w:sz w:val="40"/>
+          <w:szCs w:val="40"/>
+        </w:rPr>
+      </w:pPr>
+    </w:p>
     <w:p>
       <w:pPr>
         <w:pStyle w:val="Ttulo1"/>
-      </w:pPr>
-      <w:r>
+        <w:rPr>
+          <w:b/>
+          <w:bCs/>
+        </w:rPr>
+      </w:pPr>
+      <w:bookmarkStart w:id="0" w:name="_Toc242458853"/>
+      <w:r>
+        <w:rPr>
+          <w:b/>
+          <w:bCs/>
+        </w:rPr>
+        <w:lastRenderedPageBreak/>
         <w:t>Introducción</w:t>
       </w:r>
-    </w:p>
-    <w:p>
-      <w:pPr>
-        <w:rPr>
-          <w:sz w:val="24"/>
-          <w:szCs w:val="24"/>
-        </w:rPr>
-      </w:pPr>
-    </w:p>
-    <w:p>
-      <w:pPr>
-        <w:rPr>
-          <w:sz w:val="24"/>
-          <w:szCs w:val="24"/>
-        </w:rPr>
-      </w:pPr>
-      <w:r>
-        <w:rPr>
-          <w:sz w:val="24"/>
-          <w:szCs w:val="24"/>
-        </w:rPr>
+      <w:bookmarkEnd w:id="0"/>
+    </w:p>
+    <w:p>
+      <w:pPr>
+        <w:rPr>
+          <w:sz w:val="24"/>
+          <w:szCs w:val="24"/>
+        </w:rPr>
+      </w:pPr>
+    </w:p>
+    <w:p>
+      <w:pPr>
+        <w:pStyle w:val="Ttulo2"/>
+      </w:pPr>
+      <w:bookmarkStart w:id="1" w:name="_Toc242458854"/>
+      <w:r>
         <w:t>Propósito</w:t>
       </w:r>
+      <w:bookmarkEnd w:id="1"/>
     </w:p>
     <w:p>
       <w:pPr>
@@ -117,18 +1687,13 @@
     </w:p>
     <w:p>
       <w:pPr>
-        <w:rPr>
-          <w:sz w:val="24"/>
-          <w:szCs w:val="24"/>
-        </w:rPr>
-      </w:pPr>
-      <w:r>
-        <w:rPr>
-          <w:sz w:val="24"/>
-          <w:szCs w:val="24"/>
-        </w:rPr>
+        <w:pStyle w:val="Ttulo2"/>
+      </w:pPr>
+      <w:bookmarkStart w:id="2" w:name="_Toc242458855"/>
+      <w:r>
         <w:t>Alcance</w:t>
       </w:r>
+      <w:bookmarkEnd w:id="2"/>
     </w:p>
     <w:p>
       <w:pPr>
@@ -202,18 +1767,13 @@
     </w:p>
     <w:p>
       <w:pPr>
-        <w:rPr>
-          <w:sz w:val="24"/>
-          <w:szCs w:val="24"/>
-        </w:rPr>
-      </w:pPr>
-      <w:r>
-        <w:rPr>
-          <w:sz w:val="24"/>
-          <w:szCs w:val="24"/>
-        </w:rPr>
+        <w:pStyle w:val="Ttulo2"/>
+      </w:pPr>
+      <w:bookmarkStart w:id="3" w:name="_Toc242458856"/>
+      <w:r>
         <w:t>Personal involucrado</w:t>
       </w:r>
+      <w:bookmarkEnd w:id="3"/>
     </w:p>
     <w:p/>
     <w:tbl>
@@ -610,18 +2170,7 @@
                 <w:szCs w:val="24"/>
                 <w:lang w:eastAsia="es-MX"/>
               </w:rPr>
-              <w:t xml:space="preserve">Responsable del desarrollo de la lógica del servidor, diseño y gestión de la base de datos, definición de la arquitectura del sistema e </w:t>
-            </w:r>
-            <w:r>
-              <w:rPr>
-                <w:rFonts w:eastAsia="Times New Roman" w:cstheme="minorHAnsi"/>
-                <w:color w:val="000000"/>
-                <w:sz w:val="24"/>
-                <w:szCs w:val="24"/>
-                <w:lang w:eastAsia="es-MX"/>
-              </w:rPr>
-              <w:lastRenderedPageBreak/>
-              <w:t>implementación de los servicios y API necesarios para el funcionamiento del sistema</w:t>
+              <w:t>Responsable del desarrollo de la lógica del servidor, diseño y gestión de la base de datos, definición de la arquitectura del sistema e implementación de los servicios y API necesarios para el funcionamiento del sistema</w:t>
             </w:r>
           </w:p>
         </w:tc>
@@ -662,7 +2211,6 @@
                 <w:szCs w:val="24"/>
                 <w:lang w:eastAsia="es-MX"/>
               </w:rPr>
-              <w:lastRenderedPageBreak/>
               <w:t>Información de contacto</w:t>
             </w:r>
           </w:p>
@@ -716,18 +2264,14 @@
     </w:p>
     <w:p>
       <w:pPr>
-        <w:rPr>
-          <w:sz w:val="24"/>
-          <w:szCs w:val="24"/>
-        </w:rPr>
-      </w:pPr>
-      <w:r>
-        <w:rPr>
-          <w:sz w:val="24"/>
-          <w:szCs w:val="24"/>
-        </w:rPr>
+        <w:pStyle w:val="Ttulo2"/>
+      </w:pPr>
+      <w:bookmarkStart w:id="4" w:name="_Toc242458857"/>
+      <w:r>
+        <w:lastRenderedPageBreak/>
         <w:t>Definiciones acrónimos y abreviaturas</w:t>
       </w:r>
+      <w:bookmarkEnd w:id="4"/>
     </w:p>
     <w:tbl>
       <w:tblPr>
@@ -1347,18 +2891,13 @@
     </w:p>
     <w:p>
       <w:pPr>
-        <w:rPr>
-          <w:sz w:val="24"/>
-          <w:szCs w:val="24"/>
-        </w:rPr>
-      </w:pPr>
-      <w:r>
-        <w:rPr>
-          <w:sz w:val="24"/>
-          <w:szCs w:val="24"/>
-        </w:rPr>
+        <w:pStyle w:val="Ttulo2"/>
+      </w:pPr>
+      <w:bookmarkStart w:id="5" w:name="_Toc242458858"/>
+      <w:r>
         <w:t>Referencias</w:t>
       </w:r>
+      <w:bookmarkEnd w:id="5"/>
     </w:p>
     <w:tbl>
       <w:tblPr>
@@ -1558,18 +3097,13 @@
     </w:p>
     <w:p>
       <w:pPr>
-        <w:rPr>
-          <w:sz w:val="24"/>
-          <w:szCs w:val="24"/>
-        </w:rPr>
-      </w:pPr>
-      <w:r>
-        <w:rPr>
-          <w:sz w:val="24"/>
-          <w:szCs w:val="24"/>
-        </w:rPr>
+        <w:pStyle w:val="Ttulo2"/>
+      </w:pPr>
+      <w:bookmarkStart w:id="6" w:name="_Toc242458859"/>
+      <w:r>
         <w:t>Resumen</w:t>
       </w:r>
+      <w:bookmarkEnd w:id="6"/>
     </w:p>
     <w:p>
       <w:pPr>
@@ -1613,65 +3147,81 @@
           <w:sz w:val="24"/>
           <w:szCs w:val="24"/>
         </w:rPr>
+        <w:t>Por último, la tercera sección del documento es aquella en la que se definen detalladamente los requisitos que debe satisfacer el sistema.</w:t>
+      </w:r>
+    </w:p>
+    <w:p>
+      <w:pPr>
+        <w:rPr>
+          <w:sz w:val="24"/>
+          <w:szCs w:val="24"/>
+        </w:rPr>
+      </w:pPr>
+    </w:p>
+    <w:p>
+      <w:pPr>
+        <w:pStyle w:val="Ttulo1"/>
+        <w:rPr>
+          <w:b/>
+          <w:bCs/>
+        </w:rPr>
+      </w:pPr>
+      <w:bookmarkStart w:id="7" w:name="_Toc242458860"/>
+      <w:r>
+        <w:rPr>
+          <w:b/>
+          <w:bCs/>
+        </w:rPr>
+        <w:t>Descripción</w:t>
+      </w:r>
+      <w:r>
+        <w:rPr>
+          <w:b/>
+          <w:bCs/>
+        </w:rPr>
+        <w:t xml:space="preserve"> general</w:t>
+      </w:r>
+      <w:bookmarkEnd w:id="7"/>
+    </w:p>
+    <w:p>
+      <w:pPr>
+        <w:rPr>
+          <w:sz w:val="24"/>
+          <w:szCs w:val="24"/>
+        </w:rPr>
+      </w:pPr>
+    </w:p>
+    <w:p>
+      <w:pPr>
+        <w:pStyle w:val="Ttulo2"/>
+      </w:pPr>
+      <w:bookmarkStart w:id="8" w:name="_Toc242458861"/>
+      <w:r>
+        <w:t>Perspectiva del producto</w:t>
+      </w:r>
+      <w:bookmarkEnd w:id="8"/>
+    </w:p>
+    <w:p>
+      <w:pPr>
+        <w:rPr>
+          <w:sz w:val="24"/>
+          <w:szCs w:val="24"/>
+        </w:rPr>
+      </w:pPr>
+      <w:r>
+        <w:rPr>
+          <w:sz w:val="24"/>
+          <w:szCs w:val="24"/>
+        </w:rPr>
+        <w:t xml:space="preserve">El sistema "PANEL CS / Bridge API" es una aplicación web independiente y autocontenida de uso interno para la empresa COMPUSERVICIOSBCS. Funciona como una herramienta </w:t>
+      </w:r>
+      <w:r>
+        <w:rPr>
+          <w:sz w:val="24"/>
+          <w:szCs w:val="24"/>
+        </w:rPr>
         <w:lastRenderedPageBreak/>
-        <w:t>Por último, la tercera sección del documento es aquella en la que se definen detalladamente los requisitos que debe satisfacer el sistema.</w:t>
-      </w:r>
-    </w:p>
-    <w:p>
-      <w:pPr>
-        <w:rPr>
-          <w:sz w:val="24"/>
-          <w:szCs w:val="24"/>
-        </w:rPr>
-      </w:pPr>
-    </w:p>
-    <w:p>
-      <w:pPr>
-        <w:pStyle w:val="Ttulo1"/>
-      </w:pPr>
-      <w:r>
-        <w:t>Descripción</w:t>
-      </w:r>
-      <w:r>
-        <w:t xml:space="preserve"> general</w:t>
-      </w:r>
-    </w:p>
-    <w:p>
-      <w:pPr>
-        <w:rPr>
-          <w:sz w:val="24"/>
-          <w:szCs w:val="24"/>
-        </w:rPr>
-      </w:pPr>
-    </w:p>
-    <w:p>
-      <w:pPr>
-        <w:rPr>
-          <w:sz w:val="24"/>
-          <w:szCs w:val="24"/>
-        </w:rPr>
-      </w:pPr>
-      <w:r>
-        <w:rPr>
-          <w:sz w:val="24"/>
-          <w:szCs w:val="24"/>
-        </w:rPr>
-        <w:t>Perspectiva del producto</w:t>
-      </w:r>
-    </w:p>
-    <w:p>
-      <w:pPr>
-        <w:rPr>
-          <w:sz w:val="24"/>
-          <w:szCs w:val="24"/>
-        </w:rPr>
-      </w:pPr>
-      <w:r>
-        <w:rPr>
-          <w:sz w:val="24"/>
-          <w:szCs w:val="24"/>
-        </w:rPr>
-        <w:t>El sistema "PANEL CS / Bridge API" es una aplicación web independiente y autocontenida de uso interno para la empresa COMPUSERVICIOSBCS. Funciona como una herramienta satélite (middleware) que actúa de puente entre los procesos administrativos operativos de la empresa (como la generación previa de facturas o artes publicitarios) y el canal de comunicación final con el cliente (WhatsApp).</w:t>
+        <w:t>satélite (middleware) que actúa de puente entre los procesos administrativos operativos de la empresa (como la generación previa de facturas o artes publicitarios) y el canal de comunicación final con el cliente (WhatsApp).</w:t>
       </w:r>
     </w:p>
     <w:p>
@@ -1699,18 +3249,13 @@
     </w:p>
     <w:p>
       <w:pPr>
-        <w:rPr>
-          <w:sz w:val="24"/>
-          <w:szCs w:val="24"/>
-        </w:rPr>
-      </w:pPr>
-      <w:r>
-        <w:rPr>
-          <w:sz w:val="24"/>
-          <w:szCs w:val="24"/>
-        </w:rPr>
+        <w:pStyle w:val="Ttulo2"/>
+      </w:pPr>
+      <w:bookmarkStart w:id="9" w:name="_Toc242458862"/>
+      <w:r>
         <w:t>Funcionalidad del producto</w:t>
       </w:r>
+      <w:bookmarkEnd w:id="9"/>
     </w:p>
     <w:p>
       <w:pPr>
@@ -1890,83 +3435,83 @@
           <w:sz w:val="24"/>
           <w:szCs w:val="24"/>
         </w:rPr>
+        <w:t>RF11 El sistema debe de procesar el envío de la campaña a toda la lista de clientes seleccionados y mostrar una barra de progreso</w:t>
+      </w:r>
+    </w:p>
+    <w:p>
+      <w:pPr>
+        <w:rPr>
+          <w:sz w:val="24"/>
+          <w:szCs w:val="24"/>
+        </w:rPr>
+      </w:pPr>
+      <w:r>
+        <w:rPr>
+          <w:sz w:val="24"/>
+          <w:szCs w:val="24"/>
+        </w:rPr>
+        <w:t>RF12 El sistema debe de permitir agregar clientes manualmente ingresando su nombre y teléfono</w:t>
+      </w:r>
+    </w:p>
+    <w:p>
+      <w:pPr>
+        <w:rPr>
+          <w:sz w:val="24"/>
+          <w:szCs w:val="24"/>
+        </w:rPr>
+      </w:pPr>
+      <w:r>
+        <w:rPr>
+          <w:sz w:val="24"/>
+          <w:szCs w:val="24"/>
+        </w:rPr>
+        <w:t>RF13 El sistema debe de permitir la carga masiva de contactos mediante archivos Excel (.xlsx) y evitar la importación de números telefónicos duplicados</w:t>
+      </w:r>
+    </w:p>
+    <w:p>
+      <w:pPr>
+        <w:rPr>
+          <w:sz w:val="24"/>
+          <w:szCs w:val="24"/>
+        </w:rPr>
+      </w:pPr>
+      <w:r>
+        <w:rPr>
+          <w:sz w:val="24"/>
+          <w:szCs w:val="24"/>
+        </w:rPr>
+        <w:t xml:space="preserve">RF14 El sistema debe de registrar cada intento de </w:t>
+      </w:r>
+      <w:proofErr w:type="spellStart"/>
+      <w:r>
+        <w:rPr>
+          <w:sz w:val="24"/>
+          <w:szCs w:val="24"/>
+        </w:rPr>
+        <w:t>envio</w:t>
+      </w:r>
+      <w:proofErr w:type="spellEnd"/>
+      <w:r>
+        <w:rPr>
+          <w:sz w:val="24"/>
+          <w:szCs w:val="24"/>
+        </w:rPr>
+        <w:t xml:space="preserve"> (exitoso o fallido) detallando la fecha, cliente, teléfono, archivo utilizado y plantilla</w:t>
+      </w:r>
+    </w:p>
+    <w:p>
+      <w:pPr>
+        <w:rPr>
+          <w:sz w:val="24"/>
+          <w:szCs w:val="24"/>
+        </w:rPr>
+      </w:pPr>
+      <w:r>
+        <w:rPr>
+          <w:sz w:val="24"/>
+          <w:szCs w:val="24"/>
+        </w:rPr>
         <w:lastRenderedPageBreak/>
-        <w:t>RF11 El sistema debe de procesar el envío de la campaña a toda la lista de clientes seleccionados y mostrar una barra de progreso</w:t>
-      </w:r>
-    </w:p>
-    <w:p>
-      <w:pPr>
-        <w:rPr>
-          <w:sz w:val="24"/>
-          <w:szCs w:val="24"/>
-        </w:rPr>
-      </w:pPr>
-      <w:r>
-        <w:rPr>
-          <w:sz w:val="24"/>
-          <w:szCs w:val="24"/>
-        </w:rPr>
-        <w:t>RF12 El sistema debe de permitir agregar clientes manualmente ingresando su nombre y teléfono</w:t>
-      </w:r>
-    </w:p>
-    <w:p>
-      <w:pPr>
-        <w:rPr>
-          <w:sz w:val="24"/>
-          <w:szCs w:val="24"/>
-        </w:rPr>
-      </w:pPr>
-      <w:r>
-        <w:rPr>
-          <w:sz w:val="24"/>
-          <w:szCs w:val="24"/>
-        </w:rPr>
-        <w:t>RF13 El sistema debe de permitir la carga masiva de contactos mediante archivos Excel (.xlsx) y evitar la importación de números telefónicos duplicados</w:t>
-      </w:r>
-    </w:p>
-    <w:p>
-      <w:pPr>
-        <w:rPr>
-          <w:sz w:val="24"/>
-          <w:szCs w:val="24"/>
-        </w:rPr>
-      </w:pPr>
-      <w:r>
-        <w:rPr>
-          <w:sz w:val="24"/>
-          <w:szCs w:val="24"/>
-        </w:rPr>
-        <w:t xml:space="preserve">RF14 El sistema debe de registrar cada intento de </w:t>
-      </w:r>
-      <w:proofErr w:type="spellStart"/>
-      <w:r>
-        <w:rPr>
-          <w:sz w:val="24"/>
-          <w:szCs w:val="24"/>
-        </w:rPr>
-        <w:t>envio</w:t>
-      </w:r>
-      <w:proofErr w:type="spellEnd"/>
-      <w:r>
-        <w:rPr>
-          <w:sz w:val="24"/>
-          <w:szCs w:val="24"/>
-        </w:rPr>
-        <w:t xml:space="preserve"> (exitoso o fallido) detallando la fecha, cliente, teléfono, archivo utilizado y plantilla</w:t>
-      </w:r>
-    </w:p>
-    <w:p>
-      <w:pPr>
-        <w:rPr>
-          <w:sz w:val="24"/>
-          <w:szCs w:val="24"/>
-        </w:rPr>
-      </w:pPr>
-      <w:r>
-        <w:rPr>
-          <w:sz w:val="24"/>
-          <w:szCs w:val="24"/>
-        </w:rPr>
         <w:t>RF15 El usuario debe poder visualizar el historial de envíos en una tabla</w:t>
       </w:r>
     </w:p>
@@ -2040,18 +3585,13 @@
     </w:p>
     <w:p>
       <w:pPr>
-        <w:rPr>
-          <w:sz w:val="24"/>
-          <w:szCs w:val="24"/>
-        </w:rPr>
-      </w:pPr>
-      <w:r>
-        <w:rPr>
-          <w:sz w:val="24"/>
-          <w:szCs w:val="24"/>
-        </w:rPr>
+        <w:pStyle w:val="Ttulo2"/>
+      </w:pPr>
+      <w:bookmarkStart w:id="10" w:name="_Toc242458863"/>
+      <w:r>
         <w:t>Características de los usuarios</w:t>
       </w:r>
+      <w:bookmarkEnd w:id="10"/>
     </w:p>
     <w:tbl>
       <w:tblPr>
@@ -2319,18 +3859,13 @@
     </w:p>
     <w:p>
       <w:pPr>
-        <w:rPr>
-          <w:sz w:val="24"/>
-          <w:szCs w:val="24"/>
-        </w:rPr>
-      </w:pPr>
-      <w:r>
-        <w:rPr>
-          <w:sz w:val="24"/>
-          <w:szCs w:val="24"/>
-        </w:rPr>
+        <w:pStyle w:val="Ttulo2"/>
+      </w:pPr>
+      <w:bookmarkStart w:id="11" w:name="_Toc242458864"/>
+      <w:r>
         <w:t>Restricciones</w:t>
       </w:r>
+      <w:bookmarkEnd w:id="11"/>
     </w:p>
     <w:p>
       <w:pPr>
@@ -2385,15 +3920,7 @@
           <w:sz w:val="24"/>
           <w:szCs w:val="24"/>
         </w:rPr>
-        <w:t xml:space="preserve">Retención de Archivos (Volatilidad): Los archivos adjuntos subidos al servidor (facturas, comprobantes, imágenes) tienen un tiempo de vida estricto de 24 horas </w:t>
-      </w:r>
-      <w:r>
-        <w:rPr>
-          <w:sz w:val="24"/>
-          <w:szCs w:val="24"/>
-        </w:rPr>
-        <w:lastRenderedPageBreak/>
-        <w:t>(86,400 segundos). El sistema ejecuta una limpieza automática que elimina físicamente los archivos que superan este tiempo de almacenamiento.</w:t>
+        <w:t>Retención de Archivos (Volatilidad): Los archivos adjuntos subidos al servidor (facturas, comprobantes, imágenes) tienen un tiempo de vida estricto de 24 horas (86,400 segundos). El sistema ejecuta una limpieza automática que elimina físicamente los archivos que superan este tiempo de almacenamiento.</w:t>
       </w:r>
     </w:p>
     <w:p>
@@ -2468,222 +3995,180 @@
     <w:p>
       <w:pPr>
         <w:pStyle w:val="Ttulo1"/>
-      </w:pPr>
-      <w:r>
+        <w:rPr>
+          <w:b/>
+          <w:bCs/>
+        </w:rPr>
+      </w:pPr>
+      <w:bookmarkStart w:id="12" w:name="_Toc242458865"/>
+      <w:r>
+        <w:rPr>
+          <w:b/>
+          <w:bCs/>
+        </w:rPr>
         <w:t>Requisitos específicos</w:t>
       </w:r>
-    </w:p>
-    <w:p>
-      <w:pPr>
-        <w:rPr>
-          <w:sz w:val="24"/>
-          <w:szCs w:val="24"/>
-        </w:rPr>
-      </w:pPr>
-    </w:p>
-    <w:p>
-      <w:pPr>
-        <w:rPr>
-          <w:sz w:val="24"/>
-          <w:szCs w:val="24"/>
-        </w:rPr>
-      </w:pPr>
-      <w:r>
-        <w:rPr>
-          <w:sz w:val="24"/>
-          <w:szCs w:val="24"/>
-        </w:rPr>
+      <w:bookmarkEnd w:id="12"/>
+    </w:p>
+    <w:p>
+      <w:pPr>
+        <w:rPr>
+          <w:sz w:val="24"/>
+          <w:szCs w:val="24"/>
+        </w:rPr>
+      </w:pPr>
+    </w:p>
+    <w:p>
+      <w:pPr>
+        <w:pStyle w:val="Ttulo2"/>
+      </w:pPr>
+      <w:bookmarkStart w:id="13" w:name="_Toc242458866"/>
+      <w:r>
+        <w:lastRenderedPageBreak/>
         <w:t>Requisitos comunes de las interfaces</w:t>
       </w:r>
-    </w:p>
-    <w:p>
-      <w:pPr>
-        <w:rPr>
-          <w:sz w:val="24"/>
-          <w:szCs w:val="24"/>
-        </w:rPr>
-      </w:pPr>
-    </w:p>
-    <w:p>
-      <w:pPr>
-        <w:rPr>
-          <w:sz w:val="24"/>
-          <w:szCs w:val="24"/>
-        </w:rPr>
-      </w:pPr>
-      <w:r>
-        <w:rPr>
-          <w:sz w:val="24"/>
-          <w:szCs w:val="24"/>
-        </w:rPr>
+      <w:bookmarkEnd w:id="13"/>
+    </w:p>
+    <w:p>
+      <w:pPr>
+        <w:rPr>
+          <w:sz w:val="24"/>
+          <w:szCs w:val="24"/>
+        </w:rPr>
+      </w:pPr>
+    </w:p>
+    <w:p>
+      <w:pPr>
+        <w:pStyle w:val="Ttulo2"/>
+      </w:pPr>
+      <w:bookmarkStart w:id="14" w:name="_Toc242458867"/>
+      <w:r>
         <w:t>Requerimientos</w:t>
       </w:r>
       <w:r>
-        <w:rPr>
-          <w:sz w:val="24"/>
-          <w:szCs w:val="24"/>
-        </w:rPr>
         <w:t xml:space="preserve"> funcionales</w:t>
       </w:r>
-    </w:p>
-    <w:p>
-      <w:pPr>
-        <w:rPr>
-          <w:sz w:val="24"/>
-          <w:szCs w:val="24"/>
-        </w:rPr>
-      </w:pPr>
-    </w:p>
-    <w:p>
-      <w:pPr>
-        <w:rPr>
-          <w:sz w:val="24"/>
-          <w:szCs w:val="24"/>
-        </w:rPr>
-      </w:pPr>
-      <w:r>
-        <w:rPr>
-          <w:sz w:val="24"/>
-          <w:szCs w:val="24"/>
-        </w:rPr>
+      <w:bookmarkEnd w:id="14"/>
+    </w:p>
+    <w:p>
+      <w:pPr>
+        <w:rPr>
+          <w:sz w:val="24"/>
+          <w:szCs w:val="24"/>
+        </w:rPr>
+      </w:pPr>
+    </w:p>
+    <w:p>
+      <w:pPr>
+        <w:pStyle w:val="Ttulo2"/>
+      </w:pPr>
+      <w:bookmarkStart w:id="15" w:name="_Toc242458868"/>
+      <w:r>
         <w:t xml:space="preserve">Requerimientos </w:t>
       </w:r>
       <w:r>
-        <w:rPr>
-          <w:sz w:val="24"/>
-          <w:szCs w:val="24"/>
-        </w:rPr>
         <w:t>no funcionales</w:t>
       </w:r>
-    </w:p>
-    <w:p>
-      <w:pPr>
-        <w:rPr>
-          <w:sz w:val="24"/>
-          <w:szCs w:val="24"/>
-        </w:rPr>
-      </w:pPr>
-    </w:p>
-    <w:p>
-      <w:pPr>
-        <w:rPr>
-          <w:sz w:val="24"/>
-          <w:szCs w:val="24"/>
-        </w:rPr>
-      </w:pPr>
-      <w:r>
-        <w:rPr>
-          <w:sz w:val="24"/>
-          <w:szCs w:val="24"/>
-        </w:rPr>
+      <w:bookmarkEnd w:id="15"/>
+    </w:p>
+    <w:p>
+      <w:pPr>
+        <w:rPr>
+          <w:sz w:val="24"/>
+          <w:szCs w:val="24"/>
+        </w:rPr>
+      </w:pPr>
+    </w:p>
+    <w:p>
+      <w:pPr>
+        <w:pStyle w:val="Ttulo2"/>
+      </w:pPr>
+      <w:bookmarkStart w:id="16" w:name="_Toc242458869"/>
+      <w:r>
         <w:t>Interfaces de hardware</w:t>
       </w:r>
-    </w:p>
-    <w:p>
-      <w:pPr>
-        <w:rPr>
-          <w:sz w:val="24"/>
-          <w:szCs w:val="24"/>
-        </w:rPr>
-      </w:pPr>
-    </w:p>
-    <w:p>
-      <w:pPr>
-        <w:rPr>
-          <w:sz w:val="24"/>
-          <w:szCs w:val="24"/>
-        </w:rPr>
-      </w:pPr>
-      <w:r>
-        <w:rPr>
-          <w:sz w:val="24"/>
-          <w:szCs w:val="24"/>
-        </w:rPr>
+      <w:bookmarkEnd w:id="16"/>
+    </w:p>
+    <w:p>
+      <w:pPr>
+        <w:rPr>
+          <w:sz w:val="24"/>
+          <w:szCs w:val="24"/>
+        </w:rPr>
+      </w:pPr>
+    </w:p>
+    <w:p>
+      <w:pPr>
+        <w:pStyle w:val="Ttulo2"/>
+      </w:pPr>
+      <w:bookmarkStart w:id="17" w:name="_Toc242458870"/>
+      <w:r>
         <w:t>Interfaces de software</w:t>
       </w:r>
-    </w:p>
-    <w:p>
-      <w:pPr>
-        <w:rPr>
-          <w:sz w:val="24"/>
-          <w:szCs w:val="24"/>
-        </w:rPr>
-      </w:pPr>
-    </w:p>
-    <w:p>
-      <w:pPr>
-        <w:rPr>
-          <w:sz w:val="24"/>
-          <w:szCs w:val="24"/>
-        </w:rPr>
-      </w:pPr>
-      <w:r>
-        <w:rPr>
-          <w:sz w:val="24"/>
-          <w:szCs w:val="24"/>
-        </w:rPr>
+      <w:bookmarkEnd w:id="17"/>
+    </w:p>
+    <w:p>
+      <w:pPr>
+        <w:rPr>
+          <w:sz w:val="24"/>
+          <w:szCs w:val="24"/>
+        </w:rPr>
+      </w:pPr>
+    </w:p>
+    <w:p>
+      <w:pPr>
+        <w:pStyle w:val="Ttulo2"/>
+      </w:pPr>
+      <w:bookmarkStart w:id="18" w:name="_Toc242458871"/>
+      <w:r>
         <w:t>Interfaces de comunicación</w:t>
       </w:r>
-    </w:p>
-    <w:p>
-      <w:pPr>
-        <w:rPr>
-          <w:sz w:val="24"/>
-          <w:szCs w:val="24"/>
-        </w:rPr>
-      </w:pPr>
-    </w:p>
-    <w:p>
-      <w:pPr>
-        <w:rPr>
-          <w:sz w:val="24"/>
-          <w:szCs w:val="24"/>
-        </w:rPr>
-      </w:pPr>
-      <w:r>
-        <w:rPr>
-          <w:sz w:val="24"/>
-          <w:szCs w:val="24"/>
-        </w:rPr>
+      <w:bookmarkEnd w:id="18"/>
+    </w:p>
+    <w:p>
+      <w:pPr>
+        <w:rPr>
+          <w:sz w:val="24"/>
+          <w:szCs w:val="24"/>
+        </w:rPr>
+      </w:pPr>
+    </w:p>
+    <w:p>
+      <w:pPr>
+        <w:pStyle w:val="Ttulo2"/>
+      </w:pPr>
+      <w:bookmarkStart w:id="19" w:name="_Toc242458872"/>
+      <w:r>
         <w:t xml:space="preserve">Requerimientos </w:t>
       </w:r>
       <w:r>
-        <w:rPr>
-          <w:sz w:val="24"/>
-          <w:szCs w:val="24"/>
-        </w:rPr>
-        <w:t xml:space="preserve">funcionales </w:t>
-      </w:r>
-    </w:p>
-    <w:p>
-      <w:pPr>
-        <w:rPr>
-          <w:sz w:val="24"/>
-          <w:szCs w:val="24"/>
-        </w:rPr>
-      </w:pPr>
-    </w:p>
-    <w:p>
-      <w:pPr>
-        <w:rPr>
-          <w:sz w:val="24"/>
-          <w:szCs w:val="24"/>
-        </w:rPr>
-      </w:pPr>
-      <w:r>
-        <w:rPr>
-          <w:sz w:val="24"/>
-          <w:szCs w:val="24"/>
-        </w:rPr>
+        <w:t>funcionales</w:t>
+      </w:r>
+      <w:bookmarkEnd w:id="19"/>
+      <w:r>
+        <w:t xml:space="preserve"> </w:t>
+      </w:r>
+    </w:p>
+    <w:p>
+      <w:pPr>
+        <w:rPr>
+          <w:sz w:val="24"/>
+          <w:szCs w:val="24"/>
+        </w:rPr>
+      </w:pPr>
+    </w:p>
+    <w:p>
+      <w:pPr>
+        <w:pStyle w:val="Ttulo2"/>
+      </w:pPr>
+      <w:bookmarkStart w:id="20" w:name="_Toc242458873"/>
+      <w:r>
         <w:t xml:space="preserve">Requerimientos </w:t>
       </w:r>
       <w:r>
-        <w:rPr>
-          <w:sz w:val="24"/>
-          <w:szCs w:val="24"/>
-        </w:rPr>
         <w:t>no funcionales</w:t>
       </w:r>
+      <w:bookmarkEnd w:id="20"/>
     </w:p>
     <w:sectPr>
       <w:pgSz w:w="12240" w:h="15840"/>
@@ -3236,6 +4721,50 @@
       <w:szCs w:val="32"/>
     </w:rPr>
   </w:style>
+  <w:style w:type="paragraph" w:styleId="Ttulo2">
+    <w:name w:val="heading 2"/>
+    <w:basedOn w:val="Normal"/>
+    <w:next w:val="Normal"/>
+    <w:link w:val="Ttulo2Car"/>
+    <w:uiPriority w:val="9"/>
+    <w:unhideWhenUsed/>
+    <w:qFormat/>
+    <w:rsid w:val="009E640C"/>
+    <w:pPr>
+      <w:keepNext/>
+      <w:keepLines/>
+      <w:spacing w:before="40" w:after="0"/>
+      <w:outlineLvl w:val="1"/>
+    </w:pPr>
+    <w:rPr>
+      <w:rFonts w:asciiTheme="majorHAnsi" w:eastAsiaTheme="majorEastAsia" w:hAnsiTheme="majorHAnsi" w:cstheme="majorBidi"/>
+      <w:color w:val="2F5496" w:themeColor="accent1" w:themeShade="BF"/>
+      <w:sz w:val="26"/>
+      <w:szCs w:val="26"/>
+    </w:rPr>
+  </w:style>
+  <w:style w:type="paragraph" w:styleId="Ttulo3">
+    <w:name w:val="heading 3"/>
+    <w:basedOn w:val="Normal"/>
+    <w:next w:val="Normal"/>
+    <w:link w:val="Ttulo3Car"/>
+    <w:uiPriority w:val="9"/>
+    <w:unhideWhenUsed/>
+    <w:qFormat/>
+    <w:rsid w:val="009E640C"/>
+    <w:pPr>
+      <w:keepNext/>
+      <w:keepLines/>
+      <w:spacing w:before="40" w:after="0"/>
+      <w:outlineLvl w:val="2"/>
+    </w:pPr>
+    <w:rPr>
+      <w:rFonts w:asciiTheme="majorHAnsi" w:eastAsiaTheme="majorEastAsia" w:hAnsiTheme="majorHAnsi" w:cstheme="majorBidi"/>
+      <w:color w:val="1F3763" w:themeColor="accent1" w:themeShade="7F"/>
+      <w:sz w:val="24"/>
+      <w:szCs w:val="24"/>
+    </w:rPr>
+  </w:style>
   <w:style w:type="character" w:default="1" w:styleId="Fuentedeprrafopredeter">
     <w:name w:val="Default Paragraph Font"/>
     <w:uiPriority w:val="1"/>
@@ -3303,6 +4832,117 @@
       <w:ind w:left="720"/>
       <w:contextualSpacing/>
     </w:pPr>
+  </w:style>
+  <w:style w:type="character" w:customStyle="1" w:styleId="Ttulo2Car">
+    <w:name w:val="Título 2 Car"/>
+    <w:basedOn w:val="Fuentedeprrafopredeter"/>
+    <w:link w:val="Ttulo2"/>
+    <w:uiPriority w:val="9"/>
+    <w:rsid w:val="009E640C"/>
+    <w:rPr>
+      <w:rFonts w:asciiTheme="majorHAnsi" w:eastAsiaTheme="majorEastAsia" w:hAnsiTheme="majorHAnsi" w:cstheme="majorBidi"/>
+      <w:color w:val="2F5496" w:themeColor="accent1" w:themeShade="BF"/>
+      <w:sz w:val="26"/>
+      <w:szCs w:val="26"/>
+    </w:rPr>
+  </w:style>
+  <w:style w:type="character" w:customStyle="1" w:styleId="Ttulo3Car">
+    <w:name w:val="Título 3 Car"/>
+    <w:basedOn w:val="Fuentedeprrafopredeter"/>
+    <w:link w:val="Ttulo3"/>
+    <w:uiPriority w:val="9"/>
+    <w:rsid w:val="009E640C"/>
+    <w:rPr>
+      <w:rFonts w:asciiTheme="majorHAnsi" w:eastAsiaTheme="majorEastAsia" w:hAnsiTheme="majorHAnsi" w:cstheme="majorBidi"/>
+      <w:color w:val="1F3763" w:themeColor="accent1" w:themeShade="7F"/>
+      <w:sz w:val="24"/>
+      <w:szCs w:val="24"/>
+    </w:rPr>
+  </w:style>
+  <w:style w:type="paragraph" w:styleId="Ttulo">
+    <w:name w:val="Title"/>
+    <w:basedOn w:val="Normal"/>
+    <w:next w:val="Normal"/>
+    <w:link w:val="TtuloCar"/>
+    <w:uiPriority w:val="10"/>
+    <w:qFormat/>
+    <w:rsid w:val="009E640C"/>
+    <w:pPr>
+      <w:spacing w:after="0" w:line="240" w:lineRule="auto"/>
+      <w:contextualSpacing/>
+    </w:pPr>
+    <w:rPr>
+      <w:rFonts w:asciiTheme="majorHAnsi" w:eastAsiaTheme="majorEastAsia" w:hAnsiTheme="majorHAnsi" w:cstheme="majorBidi"/>
+      <w:spacing w:val="-10"/>
+      <w:kern w:val="28"/>
+      <w:sz w:val="56"/>
+      <w:szCs w:val="56"/>
+    </w:rPr>
+  </w:style>
+  <w:style w:type="character" w:customStyle="1" w:styleId="TtuloCar">
+    <w:name w:val="Título Car"/>
+    <w:basedOn w:val="Fuentedeprrafopredeter"/>
+    <w:link w:val="Ttulo"/>
+    <w:uiPriority w:val="10"/>
+    <w:rsid w:val="009E640C"/>
+    <w:rPr>
+      <w:rFonts w:asciiTheme="majorHAnsi" w:eastAsiaTheme="majorEastAsia" w:hAnsiTheme="majorHAnsi" w:cstheme="majorBidi"/>
+      <w:spacing w:val="-10"/>
+      <w:kern w:val="28"/>
+      <w:sz w:val="56"/>
+      <w:szCs w:val="56"/>
+    </w:rPr>
+  </w:style>
+  <w:style w:type="paragraph" w:styleId="TtuloTDC">
+    <w:name w:val="TOC Heading"/>
+    <w:basedOn w:val="Ttulo1"/>
+    <w:next w:val="Normal"/>
+    <w:uiPriority w:val="39"/>
+    <w:unhideWhenUsed/>
+    <w:qFormat/>
+    <w:rsid w:val="009E640C"/>
+    <w:pPr>
+      <w:outlineLvl w:val="9"/>
+    </w:pPr>
+    <w:rPr>
+      <w:lang w:eastAsia="es-MX"/>
+    </w:rPr>
+  </w:style>
+  <w:style w:type="paragraph" w:styleId="TDC1">
+    <w:name w:val="toc 1"/>
+    <w:basedOn w:val="Normal"/>
+    <w:next w:val="Normal"/>
+    <w:autoRedefine/>
+    <w:uiPriority w:val="39"/>
+    <w:unhideWhenUsed/>
+    <w:rsid w:val="009E640C"/>
+    <w:pPr>
+      <w:spacing w:after="100"/>
+    </w:pPr>
+  </w:style>
+  <w:style w:type="paragraph" w:styleId="TDC2">
+    <w:name w:val="toc 2"/>
+    <w:basedOn w:val="Normal"/>
+    <w:next w:val="Normal"/>
+    <w:autoRedefine/>
+    <w:uiPriority w:val="39"/>
+    <w:unhideWhenUsed/>
+    <w:rsid w:val="009E640C"/>
+    <w:pPr>
+      <w:spacing w:after="100"/>
+      <w:ind w:left="220"/>
+    </w:pPr>
+  </w:style>
+  <w:style w:type="character" w:styleId="Hipervnculo">
+    <w:name w:val="Hyperlink"/>
+    <w:basedOn w:val="Fuentedeprrafopredeter"/>
+    <w:uiPriority w:val="99"/>
+    <w:unhideWhenUsed/>
+    <w:rsid w:val="009E640C"/>
+    <w:rPr>
+      <w:color w:val="0563C1" w:themeColor="hyperlink"/>
+      <w:u w:val="single"/>
+    </w:rPr>
   </w:style>
 </w:styles>
 </file>
@@ -3600,4 +5240,16 @@
     </a:ext>
   </a:extLst>
 </a:theme>
+</file>
+
+<file path=customXml/item1.xml><?xml version="1.0" encoding="utf-8"?>
+<b:Sources xmlns:b="http://schemas.openxmlformats.org/officeDocument/2006/bibliography" xmlns="http://schemas.openxmlformats.org/officeDocument/2006/bibliography" SelectedStyle="\APASixthEditionOfficeOnline.xsl" StyleName="APA" Version="6"/>
+</file>
+
+<file path=customXml/itemProps1.xml><?xml version="1.0" encoding="utf-8"?>
+<ds:datastoreItem xmlns:ds="http://schemas.openxmlformats.org/officeDocument/2006/customXml" ds:itemID="{74F26A46-E0ED-408E-AAB6-B15DEFBE9E82}">
+  <ds:schemaRefs>
+    <ds:schemaRef ds:uri="http://schemas.openxmlformats.org/officeDocument/2006/bibliography"/>
+  </ds:schemaRefs>
+</ds:datastoreItem>
 </file>